--- a/docs/AI_Resume_Checker_Project_Report.docx
+++ b/docs/AI_Resume_Checker_Project_Report.docx
@@ -822,7 +822,7 @@
         <w:pStyle w:val="ListBullet"/>
       </w:pPr>
       <w:r>
-        <w:t>Accepts a single PDF file of at most 5 MB through a web form.</w:t>
+        <w:t>Accepts a single PDF file of at most 4 MB through a web form.</w:t>
       </w:r>
     </w:p>
     <w:p>
@@ -2544,7 +2544,7 @@
               <w:rPr>
                 <w:sz w:val="18"/>
               </w:rPr>
-              <w:t>The system shall accept one PDF file of at most 5 MB per request.</w:t>
+              <w:t>The system shall accept one PDF file of at most 4 MB per request.</w:t>
             </w:r>
           </w:p>
         </w:tc>
@@ -5555,7 +5555,7 @@
       </w:pPr>
       <w:r>
         <w:rPr>
-          <w:sz w:val="16"/>
+          <w:sz w:val="15"/>
         </w:rPr>
       </w:r>
       <w:r>
@@ -5563,7 +5563,7 @@
       </w:r>
       <w:r>
         <w:rPr>
-          <w:sz w:val="16"/>
+          <w:sz w:val="15"/>
         </w:rPr>
         <w:t xml:space="preserve"> +--------------------------------------------------------------+</w:t>
       </w:r>
@@ -5572,7 +5572,7 @@
       </w:r>
       <w:r>
         <w:rPr>
-          <w:sz w:val="16"/>
+          <w:sz w:val="15"/>
         </w:rPr>
         <w:t xml:space="preserve"> |  PRESENTATION LAYER                                          |</w:t>
       </w:r>
@@ -5581,7 +5581,7 @@
       </w:r>
       <w:r>
         <w:rPr>
-          <w:sz w:val="16"/>
+          <w:sz w:val="15"/>
         </w:rPr>
         <w:t xml:space="preserve"> |  templates/*.html   Jinja2 pages, no client-side framework    |</w:t>
       </w:r>
@@ -5590,16 +5590,16 @@
       </w:r>
       <w:r>
         <w:rPr>
-          <w:sz w:val="16"/>
+          <w:sz w:val="15"/>
         </w:rPr>
-        <w:t xml:space="preserve"> |  static/css, static/js   theme, navigation, validation        |</w:t>
+        <w:t xml:space="preserve"> |  public/static/css, js   theme, navigation, validation        |</w:t>
       </w:r>
       <w:r>
         <w:br/>
       </w:r>
       <w:r>
         <w:rPr>
-          <w:sz w:val="16"/>
+          <w:sz w:val="15"/>
         </w:rPr>
         <w:t xml:space="preserve"> +-------------------------------+------------------------------+</w:t>
       </w:r>
@@ -5608,7 +5608,7 @@
       </w:r>
       <w:r>
         <w:rPr>
-          <w:sz w:val="16"/>
+          <w:sz w:val="15"/>
         </w:rPr>
         <w:t xml:space="preserve">                                 |</w:t>
       </w:r>
@@ -5617,7 +5617,7 @@
       </w:r>
       <w:r>
         <w:rPr>
-          <w:sz w:val="16"/>
+          <w:sz w:val="15"/>
         </w:rPr>
         <w:t xml:space="preserve">                        HTTP request / response</w:t>
       </w:r>
@@ -5626,7 +5626,7 @@
       </w:r>
       <w:r>
         <w:rPr>
-          <w:sz w:val="16"/>
+          <w:sz w:val="15"/>
         </w:rPr>
         <w:t xml:space="preserve">                                 |</w:t>
       </w:r>
@@ -5635,7 +5635,7 @@
       </w:r>
       <w:r>
         <w:rPr>
-          <w:sz w:val="16"/>
+          <w:sz w:val="15"/>
         </w:rPr>
         <w:t xml:space="preserve"> +-------------------------------+------------------------------+</w:t>
       </w:r>
@@ -5644,7 +5644,7 @@
       </w:r>
       <w:r>
         <w:rPr>
-          <w:sz w:val="16"/>
+          <w:sz w:val="15"/>
         </w:rPr>
         <w:t xml:space="preserve"> |  APPLICATION LAYER       app.py                              |</w:t>
       </w:r>
@@ -5653,7 +5653,7 @@
       </w:r>
       <w:r>
         <w:rPr>
-          <w:sz w:val="16"/>
+          <w:sz w:val="15"/>
         </w:rPr>
         <w:t xml:space="preserve"> |  routes . upload validation . filename sanitisation          |</w:t>
       </w:r>
@@ -5662,7 +5662,7 @@
       </w:r>
       <w:r>
         <w:rPr>
-          <w:sz w:val="16"/>
+          <w:sz w:val="15"/>
         </w:rPr>
         <w:t xml:space="preserve"> |  error handlers . report storage . optional AI assist       |</w:t>
       </w:r>
@@ -5671,7 +5671,7 @@
       </w:r>
       <w:r>
         <w:rPr>
-          <w:sz w:val="16"/>
+          <w:sz w:val="15"/>
         </w:rPr>
         <w:t xml:space="preserve"> +-------------------------------+------------------------------+</w:t>
       </w:r>
@@ -5680,7 +5680,7 @@
       </w:r>
       <w:r>
         <w:rPr>
-          <w:sz w:val="16"/>
+          <w:sz w:val="15"/>
         </w:rPr>
         <w:t xml:space="preserve">                                 |</w:t>
       </w:r>
@@ -5689,7 +5689,7 @@
       </w:r>
       <w:r>
         <w:rPr>
-          <w:sz w:val="16"/>
+          <w:sz w:val="15"/>
         </w:rPr>
         <w:t xml:space="preserve">                        in-memory dict (JSON-ready)</w:t>
       </w:r>
@@ -5698,7 +5698,7 @@
       </w:r>
       <w:r>
         <w:rPr>
-          <w:sz w:val="16"/>
+          <w:sz w:val="15"/>
         </w:rPr>
         <w:t xml:space="preserve">                                 |</w:t>
       </w:r>
@@ -5707,7 +5707,7 @@
       </w:r>
       <w:r>
         <w:rPr>
-          <w:sz w:val="16"/>
+          <w:sz w:val="15"/>
         </w:rPr>
         <w:t xml:space="preserve"> +-------------------------------+------------------------------+</w:t>
       </w:r>
@@ -5716,7 +5716,7 @@
       </w:r>
       <w:r>
         <w:rPr>
-          <w:sz w:val="16"/>
+          <w:sz w:val="15"/>
         </w:rPr>
         <w:t xml:space="preserve"> |  ANALYSIS LAYER               backend/                      |</w:t>
       </w:r>
@@ -5725,7 +5725,7 @@
       </w:r>
       <w:r>
         <w:rPr>
-          <w:sz w:val="16"/>
+          <w:sz w:val="15"/>
         </w:rPr>
         <w:t xml:space="preserve"> |                                                              |</w:t>
       </w:r>
@@ -5734,7 +5734,7 @@
       </w:r>
       <w:r>
         <w:rPr>
-          <w:sz w:val="16"/>
+          <w:sz w:val="15"/>
         </w:rPr>
         <w:t xml:space="preserve"> |  resume_parser  -&gt; text . cleaning . sections . fields       |</w:t>
       </w:r>
@@ -5743,7 +5743,7 @@
       </w:r>
       <w:r>
         <w:rPr>
-          <w:sz w:val="16"/>
+          <w:sz w:val="15"/>
         </w:rPr>
         <w:t xml:space="preserve"> |  skill_extractor-&gt; skills . aliases . TF-IDF . signals       |</w:t>
       </w:r>
@@ -5752,7 +5752,7 @@
       </w:r>
       <w:r>
         <w:rPr>
-          <w:sz w:val="16"/>
+          <w:sz w:val="15"/>
         </w:rPr>
         <w:t xml:space="preserve"> |  ats_analyzer   -&gt; 8 readability checks                     |</w:t>
       </w:r>
@@ -5761,7 +5761,7 @@
       </w:r>
       <w:r>
         <w:rPr>
-          <w:sz w:val="16"/>
+          <w:sz w:val="15"/>
         </w:rPr>
         <w:t xml:space="preserve"> |  scoring        -&gt; 4 components -&gt; overall + grade          |</w:t>
       </w:r>
@@ -5770,7 +5770,7 @@
       </w:r>
       <w:r>
         <w:rPr>
-          <w:sz w:val="16"/>
+          <w:sz w:val="15"/>
         </w:rPr>
         <w:t xml:space="preserve"> |  job_matcher    -&gt; coverage . cosine . full role ranking    |</w:t>
       </w:r>
@@ -5779,7 +5779,7 @@
       </w:r>
       <w:r>
         <w:rPr>
-          <w:sz w:val="16"/>
+          <w:sz w:val="15"/>
         </w:rPr>
         <w:t xml:space="preserve"> |  analyzer       -&gt; orchestration . advice . text report     |</w:t>
       </w:r>
@@ -5788,7 +5788,7 @@
       </w:r>
       <w:r>
         <w:rPr>
-          <w:sz w:val="16"/>
+          <w:sz w:val="15"/>
         </w:rPr>
         <w:t xml:space="preserve"> |  charts         -&gt; matplotlib PNG output                    |</w:t>
       </w:r>
@@ -5797,7 +5797,7 @@
       </w:r>
       <w:r>
         <w:rPr>
-          <w:sz w:val="16"/>
+          <w:sz w:val="15"/>
         </w:rPr>
         <w:t xml:space="preserve"> +--------------------------------------------------------------+</w:t>
       </w:r>
@@ -5806,7 +5806,7 @@
       </w:r>
       <w:r>
         <w:rPr>
-          <w:sz w:val="16"/>
+          <w:sz w:val="15"/>
         </w:rPr>
         <w:t xml:space="preserve">                                 |</w:t>
       </w:r>
@@ -5815,7 +5815,7 @@
       </w:r>
       <w:r>
         <w:rPr>
-          <w:sz w:val="16"/>
+          <w:sz w:val="15"/>
         </w:rPr>
         <w:t xml:space="preserve"> +-------------------------------+------------------------------+</w:t>
       </w:r>
@@ -5824,7 +5824,7 @@
       </w:r>
       <w:r>
         <w:rPr>
-          <w:sz w:val="16"/>
+          <w:sz w:val="15"/>
         </w:rPr>
         <w:t xml:space="preserve"> |  DATA LAYER                                                  |</w:t>
       </w:r>
@@ -5833,7 +5833,7 @@
       </w:r>
       <w:r>
         <w:rPr>
-          <w:sz w:val="16"/>
+          <w:sz w:val="15"/>
         </w:rPr>
         <w:t xml:space="preserve"> |  data/skills.json      10 categories + aliases              |</w:t>
       </w:r>
@@ -5842,7 +5842,7 @@
       </w:r>
       <w:r>
         <w:rPr>
-          <w:sz w:val="16"/>
+          <w:sz w:val="15"/>
         </w:rPr>
         <w:t xml:space="preserve"> |  data/job_roles.json   10 roles with tiered skills           |</w:t>
       </w:r>
@@ -5851,16 +5851,16 @@
       </w:r>
       <w:r>
         <w:rPr>
-          <w:sz w:val="16"/>
+          <w:sz w:val="15"/>
         </w:rPr>
-        <w:t xml:space="preserve"> |  static/img/charts/    generated PNGs (git-ignored)         |</w:t>
+        <w:t xml:space="preserve"> |  public/static/img/charts/  generated PNGs (git-ignored)     |</w:t>
       </w:r>
       <w:r>
         <w:br/>
       </w:r>
       <w:r>
         <w:rPr>
-          <w:sz w:val="16"/>
+          <w:sz w:val="15"/>
         </w:rPr>
         <w:t xml:space="preserve"> |  reports/              generated JSON and text (git-ignored) |</w:t>
       </w:r>
@@ -5869,7 +5869,7 @@
       </w:r>
       <w:r>
         <w:rPr>
-          <w:sz w:val="16"/>
+          <w:sz w:val="15"/>
         </w:rPr>
         <w:t xml:space="preserve"> +--------------------------------------------------------------+</w:t>
       </w:r>
@@ -5878,7 +5878,7 @@
       </w:r>
       <w:r>
         <w:rPr>
-          <w:sz w:val="16"/>
+          <w:sz w:val="15"/>
         </w:rPr>
       </w:r>
       <w:r>
@@ -5886,18 +5886,27 @@
       </w:r>
       <w:r>
         <w:rPr>
-          <w:sz w:val="16"/>
+          <w:sz w:val="15"/>
         </w:rPr>
-        <w:t xml:space="preserve">            No database. State lives in the request and on disk</w:t>
+        <w:t xml:space="preserve">            No database. The analysis lives in the response; the stored</w:t>
       </w:r>
       <w:r>
         <w:br/>
       </w:r>
       <w:r>
         <w:rPr>
-          <w:sz w:val="16"/>
+          <w:sz w:val="15"/>
         </w:rPr>
-        <w:t xml:space="preserve">            only for the duration of one analysis.</w:t>
+        <w:t xml:space="preserve">            copy is written to disk when the filesystem allows it and</w:t>
+      </w:r>
+      <w:r>
+        <w:br/>
+      </w:r>
+      <w:r>
+        <w:rPr>
+          <w:sz w:val="15"/>
+        </w:rPr>
+        <w:t xml:space="preserve">            otherwise kept in memory for the duration of the process.</w:t>
       </w:r>
     </w:p>
     <w:p>
@@ -5930,7 +5939,7 @@
         <w:jc w:val="both"/>
       </w:pPr>
       <w:r>
-        <w:t>The application comprises nine Python modules totalling approximately 4,928 lines, including 145 functions and classes.</w:t>
+        <w:t>The application comprises nine Python modules totalling approximately 5,093 lines, including 149 functions and classes.</w:t>
       </w:r>
     </w:p>
     <w:p>
@@ -6349,7 +6358,7 @@
               <w:rPr>
                 <w:sz w:val="17"/>
               </w:rPr>
-              <w:t>473</w:t>
+              <w:t>514</w:t>
             </w:r>
           </w:p>
         </w:tc>
@@ -6529,7 +6538,7 @@
               <w:rPr>
                 <w:sz w:val="17"/>
               </w:rPr>
-              <w:t>602</w:t>
+              <w:t>726</w:t>
             </w:r>
           </w:p>
         </w:tc>
@@ -6543,7 +6552,7 @@
               <w:rPr>
                 <w:sz w:val="17"/>
               </w:rPr>
-              <w:t>23</w:t>
+              <w:t>27</w:t>
             </w:r>
           </w:p>
         </w:tc>
@@ -12937,7 +12946,7 @@
         <w:br/>
       </w:r>
       <w:r>
-        <w:t xml:space="preserve">  static/</w:t>
+        <w:t xml:space="preserve">  public/static/</w:t>
       </w:r>
       <w:r>
         <w:br/>
@@ -13284,7 +13293,7 @@
               <w:rPr>
                 <w:sz w:val="18"/>
               </w:rPr>
-              <w:t>5</w:t>
+              <w:t>4</w:t>
             </w:r>
           </w:p>
         </w:tc>
@@ -13298,7 +13307,98 @@
               <w:rPr>
                 <w:sz w:val="18"/>
               </w:rPr>
-              <w:t>Upload size limit</w:t>
+              <w:t>Upload size limit; kept under the 4.5 MB body cap some hosts enforce</w:t>
+            </w:r>
+          </w:p>
+        </w:tc>
+      </w:tr>
+      <w:tr>
+        <w:tc>
+          <w:tcPr>
+            <w:tcW w:type="dxa" w:w="2232"/>
+            <w:shd w:val="clear" w:color="auto" w:fill="F5F7FB"/>
+          </w:tcPr>
+          <w:p>
+            <w:r/>
+            <w:r>
+              <w:rPr>
+                <w:sz w:val="18"/>
+              </w:rPr>
+              <w:t>STORAGE_DIR</w:t>
+            </w:r>
+          </w:p>
+        </w:tc>
+        <w:tc>
+          <w:tcPr>
+            <w:tcW w:type="dxa" w:w="1944"/>
+            <w:shd w:val="clear" w:color="auto" w:fill="F5F7FB"/>
+          </w:tcPr>
+          <w:p>
+            <w:r/>
+            <w:r>
+              <w:rPr>
+                <w:sz w:val="18"/>
+              </w:rPr>
+              <w:t>project directory</w:t>
+            </w:r>
+          </w:p>
+        </w:tc>
+        <w:tc>
+          <w:tcPr>
+            <w:tcW w:type="dxa" w:w="4752"/>
+            <w:shd w:val="clear" w:color="auto" w:fill="F5F7FB"/>
+          </w:tcPr>
+          <w:p>
+            <w:r/>
+            <w:r>
+              <w:rPr>
+                <w:sz w:val="18"/>
+              </w:rPr>
+              <w:t>Where uploads and reports are written. Probed at start-up and replaced with a temporary directory when the project directory is read-only</w:t>
+            </w:r>
+          </w:p>
+        </w:tc>
+      </w:tr>
+      <w:tr>
+        <w:tc>
+          <w:tcPr>
+            <w:tcW w:type="dxa" w:w="2232"/>
+          </w:tcPr>
+          <w:p>
+            <w:r/>
+            <w:r>
+              <w:rPr>
+                <w:sz w:val="18"/>
+              </w:rPr>
+              <w:t>CHART_MODE</w:t>
+            </w:r>
+          </w:p>
+        </w:tc>
+        <w:tc>
+          <w:tcPr>
+            <w:tcW w:type="dxa" w:w="1944"/>
+          </w:tcPr>
+          <w:p>
+            <w:r/>
+            <w:r>
+              <w:rPr>
+                <w:sz w:val="18"/>
+              </w:rPr>
+              <w:t>file</w:t>
+            </w:r>
+          </w:p>
+        </w:tc>
+        <w:tc>
+          <w:tcPr>
+            <w:tcW w:type="dxa" w:w="4752"/>
+          </w:tcPr>
+          <w:p>
+            <w:r/>
+            <w:r>
+              <w:rPr>
+                <w:sz w:val="18"/>
+              </w:rPr>
+              <w:t>file writes PNGs and returns a URL; inline returns base64 data URIs and never touches the filesystem. Defaults to inline automatically when the VERCEL variable is set, so the safe mode needs no configuration</w:t>
             </w:r>
           </w:p>
         </w:tc>
@@ -13852,23 +13952,31 @@
         <w:jc w:val="both"/>
       </w:pPr>
       <w:r>
-        <w:t>A missing, unreadable or truncated report is handled with the same graceful message used elsewhere; the user is returned to the upload form rather than shown a traceback.</w:t>
+        <w:t>A missing, unreadable or truncated report is handled with a graceful message; the user is returned to the upload form rather than shown a traceback. The two failures are deliberately distinguished, because they mean different things: an id that holds no stored analysis is reported as no longer available, while a file that exists but no longer parses is reported as unreadable.</w:t>
       </w:r>
     </w:p>
     <w:p>
       <w:pPr>
-        <w:pStyle w:val="Heading2"/>
-      </w:pPr>
-      <w:r>
-        <w:t>5.6 Chart Generation</w:t>
+        <w:jc w:val="both"/>
+      </w:pPr>
+      <w:r>
+        <w:t>Storage is probed rather than assumed. Writing may fail on a read-only filesystem, so every write site treats failure as a normal outcome rather than an exception, and the twenty most recent analyses are additionally held in memory. A read first checks the file, because it is the only copy that outlives the process, and falls back to memory only when nothing was written there. On a host where nothing can be written, the analysis still renders and the dashboard URL still resolves for as long as the process runs.</w:t>
       </w:r>
     </w:p>
     <w:p>
       <w:pPr>
+        <w:pStyle w:val="Heading2"/>
+      </w:pPr>
+      <w:r>
+        <w:t>5.6 Chart Generation</w:t>
+      </w:r>
+    </w:p>
+    <w:p>
+      <w:pPr>
         <w:jc w:val="both"/>
       </w:pPr>
       <w:r>
-        <w:t>Charts are produced with Matplotlib on the Agg backend and saved as PNG. Each builder is wrapped so that a failure returns None instead of raising, which means a plotting problem can never invalidate an otherwise correct analysis.</w:t>
+        <w:t>Charts are produced with Matplotlib on the Agg backend and rendered to PNG. Each builder is wrapped so that a failure returns None instead of raising, which means a plotting problem can never invalidate an otherwise correct analysis. Two rendering modes exist. File mode writes the PNG under public/static/img/charts/ and returns a URL, which is the cheap option on a host with a writable filesystem. Inline mode returns the PNG as a base64 data URI instead. A data URI is accepted by img src unchanged, so no template needs to know which mode is active, and the mode exists because a serverless platform mounts the project read-only and gives each instance its own temporary directory: an image written there cannot be served reliably when the next request for it is handled by a different instance.</w:t>
       </w:r>
     </w:p>
     <w:p>
@@ -14319,7 +14427,7 @@
         <w:jc w:val="both"/>
       </w:pPr>
       <w:r>
-        <w:t>Generated PNGs accumulate in a static folder, so cleanup prunes the oldest files each time charts are generated, keeping the folder bounded at forty files. The cleanup call is placed inside the chart generation function rather than on page load, so it runs on every path that produces charts: the web form, the JSON API and the smoke test.</w:t>
+        <w:t>Generated PNGs accumulate in the chart folder in file mode, so cleanup prunes the oldest files each time charts are generated, keeping the folder bounded at forty files. In inline mode nothing is written, so cleanup returns immediately rather than touching a directory that holds no charts. The cleanup call is placed inside the chart generation function rather than on page load, so it runs on every path that produces charts: the web form, the JSON API and the smoke test.</w:t>
       </w:r>
     </w:p>
     <w:p>
@@ -14454,18 +14562,36 @@
         <w:br/>
       </w:r>
       <w:r>
-        <w:t xml:space="preserve">    path = os.path.join(REPORTS_DIR, f"{safe_id}.json")</w:t>
+        <w:t xml:space="preserve">    result, _text, status = _recall_report(safe_id)</w:t>
       </w:r>
       <w:r>
         <w:br/>
       </w:r>
       <w:r>
-        <w:t xml:space="preserve">    if not os.path.exists(path):</w:t>
+        <w:t xml:space="preserve">    if status == "unreadable":</w:t>
       </w:r>
       <w:r>
         <w:br/>
       </w:r>
       <w:r>
+        <w:t xml:space="preserve">        flash("That analysis could not be read. Please run it again.", "warn")</w:t>
+      </w:r>
+      <w:r>
+        <w:br/>
+      </w:r>
+      <w:r>
+        <w:t xml:space="preserve">        return redirect(url_for("analyze"))</w:t>
+      </w:r>
+      <w:r>
+        <w:br/>
+      </w:r>
+      <w:r>
+        <w:t xml:space="preserve">    if result is None:</w:t>
+      </w:r>
+      <w:r>
+        <w:br/>
+      </w:r>
+      <w:r>
         <w:t xml:space="preserve">        flash(</w:t>
       </w:r>
       <w:r>
@@ -14485,52 +14611,6 @@
       </w:r>
       <w:r>
         <w:t xml:space="preserve">        )</w:t>
-      </w:r>
-      <w:r>
-        <w:br/>
-      </w:r>
-      <w:r>
-        <w:t xml:space="preserve">        return redirect(url_for("analyze"))</w:t>
-      </w:r>
-      <w:r>
-        <w:br/>
-      </w:r>
-      <w:r/>
-      <w:r>
-        <w:br/>
-      </w:r>
-      <w:r>
-        <w:t xml:space="preserve">    try:</w:t>
-      </w:r>
-      <w:r>
-        <w:br/>
-      </w:r>
-      <w:r>
-        <w:t xml:space="preserve">        with open(path, "r", encoding="utf-8") as handle:</w:t>
-      </w:r>
-      <w:r>
-        <w:br/>
-      </w:r>
-      <w:r>
-        <w:t xml:space="preserve">            result = json.load(handle)</w:t>
-      </w:r>
-      <w:r>
-        <w:br/>
-      </w:r>
-      <w:r>
-        <w:t xml:space="preserve">    except (OSError, ValueError) as exc:  # unreadable or truncated report</w:t>
-      </w:r>
-      <w:r>
-        <w:br/>
-      </w:r>
-      <w:r>
-        <w:t xml:space="preserve">        app.logger.warning("Could not read stored report %s: %s", safe_id, exc)</w:t>
-      </w:r>
-      <w:r>
-        <w:br/>
-      </w:r>
-      <w:r>
-        <w:t xml:space="preserve">        flash("That analysis could not be read. Please run it again.", "warn")</w:t>
       </w:r>
       <w:r>
         <w:br/>
@@ -15017,7 +15097,7 @@
         <w:jc w:val="both"/>
       </w:pPr>
       <w:r>
-        <w:t>The suite contains 145 tests in 21 groups. The HTTP layer accounts for the largest group, because every route has both a success path and a failure path that must be verified.</w:t>
+        <w:t>The suite contains 151 tests in 22 groups. The HTTP layer accounts for the largest group, because every route has both a success path and a failure path that must be verified.</w:t>
       </w:r>
     </w:p>
     <w:p>
@@ -15741,7 +15821,7 @@
               <w:rPr>
                 <w:sz w:val="17"/>
               </w:rPr>
-              <w:t>SkillCoverage</w:t>
+              <w:t>ServerlessStorage</w:t>
             </w:r>
           </w:p>
         </w:tc>
@@ -15755,7 +15835,7 @@
               <w:rPr>
                 <w:sz w:val="17"/>
               </w:rPr>
-              <w:t>4</w:t>
+              <w:t>6</w:t>
             </w:r>
           </w:p>
         </w:tc>
@@ -15769,7 +15849,6 @@
               <w:rPr>
                 <w:sz w:val="17"/>
               </w:rPr>
-              <w:t>Weighted coverage and cross-tier deduplication</w:t>
             </w:r>
           </w:p>
         </w:tc>
@@ -15786,7 +15865,7 @@
               <w:rPr>
                 <w:sz w:val="17"/>
               </w:rPr>
-              <w:t>SkillDataset</w:t>
+              <w:t>SkillCoverage</w:t>
             </w:r>
           </w:p>
         </w:tc>
@@ -15816,7 +15895,7 @@
               <w:rPr>
                 <w:sz w:val="17"/>
               </w:rPr>
-              <w:t>skills.json schema and uniqueness</w:t>
+              <w:t>Weighted coverage and cross-tier deduplication</w:t>
             </w:r>
           </w:p>
         </w:tc>
@@ -15832,7 +15911,7 @@
               <w:rPr>
                 <w:sz w:val="17"/>
               </w:rPr>
-              <w:t>SkillProfile</w:t>
+              <w:t>SkillDataset</w:t>
             </w:r>
           </w:p>
         </w:tc>
@@ -15846,7 +15925,7 @@
               <w:rPr>
                 <w:sz w:val="17"/>
               </w:rPr>
-              <w:t>3</w:t>
+              <w:t>4</w:t>
             </w:r>
           </w:p>
         </w:tc>
@@ -15860,7 +15939,7 @@
               <w:rPr>
                 <w:sz w:val="17"/>
               </w:rPr>
-              <w:t>Profile aggregation and category mapping</w:t>
+              <w:t>skills.json schema and uniqueness</w:t>
             </w:r>
           </w:p>
         </w:tc>
@@ -15877,7 +15956,7 @@
               <w:rPr>
                 <w:sz w:val="17"/>
               </w:rPr>
-              <w:t>SoftSkillDetection</w:t>
+              <w:t>SkillProfile</w:t>
             </w:r>
           </w:p>
         </w:tc>
@@ -15892,7 +15971,7 @@
               <w:rPr>
                 <w:sz w:val="17"/>
               </w:rPr>
-              <w:t>2</w:t>
+              <w:t>3</w:t>
             </w:r>
           </w:p>
         </w:tc>
@@ -15907,7 +15986,7 @@
               <w:rPr>
                 <w:sz w:val="17"/>
               </w:rPr>
-              <w:t>Soft skill and phrase matching</w:t>
+              <w:t>Profile aggregation and category mapping</w:t>
             </w:r>
           </w:p>
         </w:tc>
@@ -15923,7 +16002,7 @@
               <w:rPr>
                 <w:sz w:val="17"/>
               </w:rPr>
-              <w:t>TechnicalSkillDetection</w:t>
+              <w:t>SoftSkillDetection</w:t>
             </w:r>
           </w:p>
         </w:tc>
@@ -15937,7 +16016,7 @@
               <w:rPr>
                 <w:sz w:val="17"/>
               </w:rPr>
-              <w:t>9</w:t>
+              <w:t>2</w:t>
             </w:r>
           </w:p>
         </w:tc>
@@ -15951,7 +16030,7 @@
               <w:rPr>
                 <w:sz w:val="17"/>
               </w:rPr>
-              <w:t>Word-boundary correctness and aliases</w:t>
+              <w:t>Soft skill and phrase matching</w:t>
             </w:r>
           </w:p>
         </w:tc>
@@ -15968,7 +16047,7 @@
               <w:rPr>
                 <w:sz w:val="17"/>
               </w:rPr>
-              <w:t>TextCleaning</w:t>
+              <w:t>TechnicalSkillDetection</w:t>
             </w:r>
           </w:p>
         </w:tc>
@@ -15983,7 +16062,7 @@
               <w:rPr>
                 <w:sz w:val="17"/>
               </w:rPr>
-              <w:t>5</w:t>
+              <w:t>9</w:t>
             </w:r>
           </w:p>
         </w:tc>
@@ -15998,7 +16077,7 @@
               <w:rPr>
                 <w:sz w:val="17"/>
               </w:rPr>
-              <w:t>Ligatures, smart quotes, bullets, hyphenated wraps</w:t>
+              <w:t>Word-boundary correctness and aliases</w:t>
             </w:r>
           </w:p>
         </w:tc>
@@ -16014,6 +16093,51 @@
               <w:rPr>
                 <w:sz w:val="17"/>
               </w:rPr>
+              <w:t>TextCleaning</w:t>
+            </w:r>
+          </w:p>
+        </w:tc>
+        <w:tc>
+          <w:tcPr>
+            <w:tcW w:type="dxa" w:w="792"/>
+          </w:tcPr>
+          <w:p>
+            <w:r/>
+            <w:r>
+              <w:rPr>
+                <w:sz w:val="17"/>
+              </w:rPr>
+              <w:t>5</w:t>
+            </w:r>
+          </w:p>
+        </w:tc>
+        <w:tc>
+          <w:tcPr>
+            <w:tcW w:type="dxa" w:w="5472"/>
+          </w:tcPr>
+          <w:p>
+            <w:r/>
+            <w:r>
+              <w:rPr>
+                <w:sz w:val="17"/>
+              </w:rPr>
+              <w:t>Ligatures, smart quotes, bullets, hyphenated wraps</w:t>
+            </w:r>
+          </w:p>
+        </w:tc>
+      </w:tr>
+      <w:tr>
+        <w:tc>
+          <w:tcPr>
+            <w:tcW w:type="dxa" w:w="2664"/>
+            <w:shd w:val="clear" w:color="auto" w:fill="F5F7FB"/>
+          </w:tcPr>
+          <w:p>
+            <w:r/>
+            <w:r>
+              <w:rPr>
+                <w:sz w:val="17"/>
+              </w:rPr>
               <w:t>TextSimilarity</w:t>
             </w:r>
           </w:p>
@@ -16021,6 +16145,7 @@
         <w:tc>
           <w:tcPr>
             <w:tcW w:type="dxa" w:w="792"/>
+            <w:shd w:val="clear" w:color="auto" w:fill="F5F7FB"/>
           </w:tcPr>
           <w:p>
             <w:r/>
@@ -16035,6 +16160,7 @@
         <w:tc>
           <w:tcPr>
             <w:tcW w:type="dxa" w:w="5472"/>
+            <w:shd w:val="clear" w:color="auto" w:fill="F5F7FB"/>
           </w:tcPr>
           <w:p>
             <w:r/>
@@ -16089,7 +16215,7 @@
         <w:br/>
       </w:r>
       <w:r>
-        <w:t xml:space="preserve">  ALL TESTS PASSED - 145 test(s) ran successfully.</w:t>
+        <w:t xml:space="preserve">  ALL TESTS PASSED - 151 test(s) ran successfully.</w:t>
       </w:r>
       <w:r>
         <w:br/>
@@ -16101,25 +16227,37 @@
         <w:br/>
       </w:r>
       <w:r>
-        <w:t>.............[2026-10-05 14:01:50,829] WARNING in app: Could not read stored report 20261005_140150_c9573f: Expecting ',' delimiter: line 501 column 26 (char 11290)</w:t>
+        <w:t>.............[2026-10-05 15:06:00,901] WARNING in app: Could not read stored report 20261005_150600_c2025c: Expecting ',' delimiter: line 501 column 26 (char 11290)</w:t>
       </w:r>
       <w:r>
         <w:br/>
       </w:r>
       <w:r>
-        <w:t>....................................................................................................................................</w:t>
+        <w:t>......................................[2026-10-05 15:06:09,837] WARNING in app: Could not build text report truncated_probe</w:t>
       </w:r>
       <w:r>
         <w:br/>
       </w:r>
       <w:r>
+        <w:t>[2026-10-05 15:06:09,838] WARNING in app: Could not read stored report truncated_probe: Expecting value: line 1 column 24 (char 23)</w:t>
+      </w:r>
+      <w:r>
+        <w:br/>
+      </w:r>
+      <w:r>
+        <w:t>....................................................................................................</w:t>
+      </w:r>
+      <w:r>
+        <w:br/>
+      </w:r>
+      <w:r>
         <w:t>----------------------------------------------------------------------</w:t>
       </w:r>
       <w:r>
         <w:br/>
       </w:r>
       <w:r>
-        <w:t>Ran 145 tests in 12.769s</w:t>
+        <w:t>Ran 151 tests in 13.523s</w:t>
       </w:r>
       <w:r>
         <w:br/>
@@ -16137,7 +16275,7 @@
         <w:jc w:val="both"/>
       </w:pPr>
       <w:r>
-        <w:t>All 145 tests pass. The suite executes in roughly 13 seconds, which includes generating a PDF fixture and rendering charts on every pipeline test.</w:t>
+        <w:t>All 151 tests pass. The suite executes in roughly 14 seconds, which includes generating a PDF fixture and rendering charts on every pipeline test.</w:t>
       </w:r>
     </w:p>
     <w:p>
@@ -23161,7 +23299,7 @@
         <w:jc w:val="both"/>
       </w:pPr>
       <w:r>
-        <w:t>The implementation comprises approximately 4,928 lines of application logic in nine modules with no database and no JavaScript framework, and is verified by 145 automated tests. Its analytical core uses established techniques: boundary-aware regular expressions for skills, TF-IDF with cosine similarity for vocabulary overlap, and a four-component weighted rubric whose every rule is published in the application itself.</w:t>
+        <w:t>The implementation comprises approximately 5,093 lines of application logic in nine modules with no database and no JavaScript framework, and is verified by 151 automated tests. Its analytical core uses established techniques: boundary-aware regular expressions for skills, TF-IDF with cosine similarity for vocabulary overlap, and a four-component weighted rubric whose every rule is published in the application itself.</w:t>
       </w:r>
     </w:p>
     <w:p>
@@ -24807,7 +24945,7 @@
         <w:br/>
       </w:r>
       <w:r>
-        <w:t>Analysed on     : 05 Oct 2026, 02:02 PM</w:t>
+        <w:t>Analysed on     : 05 Oct 2026, 03:06 PM</w:t>
       </w:r>
       <w:r>
         <w:br/>
@@ -26111,7 +26249,7 @@
         <w:br/>
       </w:r>
       <w:r>
-        <w:t xml:space="preserve">  ALL TESTS PASSED - 145 test(s) ran successfully.</w:t>
+        <w:t xml:space="preserve">  ALL TESTS PASSED - 151 test(s) ran successfully.</w:t>
       </w:r>
       <w:r>
         <w:br/>
@@ -26123,25 +26261,37 @@
         <w:br/>
       </w:r>
       <w:r>
-        <w:t>.............[2026-10-05 14:01:50,829] WARNING in app: Could not read stored report 20261005_140150_c9573f: Expecting ',' delimiter: line 501 column 26 (char 11290)</w:t>
+        <w:t>.............[2026-10-05 15:06:00,901] WARNING in app: Could not read stored report 20261005_150600_c2025c: Expecting ',' delimiter: line 501 column 26 (char 11290)</w:t>
       </w:r>
       <w:r>
         <w:br/>
       </w:r>
       <w:r>
-        <w:t>....................................................................................................................................</w:t>
+        <w:t>......................................[2026-10-05 15:06:09,837] WARNING in app: Could not build text report truncated_probe</w:t>
       </w:r>
       <w:r>
         <w:br/>
       </w:r>
       <w:r>
+        <w:t>[2026-10-05 15:06:09,838] WARNING in app: Could not read stored report truncated_probe: Expecting value: line 1 column 24 (char 23)</w:t>
+      </w:r>
+      <w:r>
+        <w:br/>
+      </w:r>
+      <w:r>
+        <w:t>....................................................................................................</w:t>
+      </w:r>
+      <w:r>
+        <w:br/>
+      </w:r>
+      <w:r>
         <w:t>----------------------------------------------------------------------</w:t>
       </w:r>
       <w:r>
         <w:br/>
       </w:r>
       <w:r>
-        <w:t>Ran 145 tests in 12.769s</w:t>
+        <w:t>Ran 151 tests in 13.523s</w:t>
       </w:r>
       <w:r>
         <w:br/>

--- a/docs/AI_Resume_Checker_Project_Report.docx
+++ b/docs/AI_Resume_Checker_Project_Report.docx
@@ -5939,7 +5939,7 @@
         <w:jc w:val="both"/>
       </w:pPr>
       <w:r>
-        <w:t>The application comprises nine Python modules totalling approximately 5,093 lines, including 149 functions and classes.</w:t>
+        <w:t>The application comprises nine Python modules totalling approximately 5,149 lines, including 151 functions and classes.</w:t>
       </w:r>
     </w:p>
     <w:p>
@@ -6358,7 +6358,7 @@
               <w:rPr>
                 <w:sz w:val="17"/>
               </w:rPr>
-              <w:t>514</w:t>
+              <w:t>550</w:t>
             </w:r>
           </w:p>
         </w:tc>
@@ -6373,7 +6373,7 @@
               <w:rPr>
                 <w:sz w:val="17"/>
               </w:rPr>
-              <w:t>17</w:t>
+              <w:t>18</w:t>
             </w:r>
           </w:p>
         </w:tc>
@@ -6538,7 +6538,7 @@
               <w:rPr>
                 <w:sz w:val="17"/>
               </w:rPr>
-              <w:t>726</w:t>
+              <w:t>746</w:t>
             </w:r>
           </w:p>
         </w:tc>
@@ -6552,7 +6552,7 @@
               <w:rPr>
                 <w:sz w:val="17"/>
               </w:rPr>
-              <w:t>27</w:t>
+              <w:t>28</w:t>
             </w:r>
           </w:p>
         </w:tc>
@@ -14562,7 +14562,7 @@
         <w:br/>
       </w:r>
       <w:r>
-        <w:t xml:space="preserve">    result, _text, status = _recall_report(safe_id)</w:t>
+        <w:t xml:space="preserve">    result, text, status = _recall_report(safe_id)</w:t>
       </w:r>
       <w:r>
         <w:br/>
@@ -14574,53 +14574,65 @@
         <w:br/>
       </w:r>
       <w:r>
-        <w:t xml:space="preserve">        flash("That analysis could not be read. Please run it again.", "warn")</w:t>
+        <w:t xml:space="preserve">        return render_template(</w:t>
       </w:r>
       <w:r>
         <w:br/>
       </w:r>
       <w:r>
-        <w:t xml:space="preserve">        return redirect(url_for("analyze"))</w:t>
+        <w:t xml:space="preserve">            "report_expired.html", report_id=safe_id, unreadable=True,</w:t>
       </w:r>
       <w:r>
         <w:br/>
       </w:r>
       <w:r>
+        <w:t xml:space="preserve">        ), 200</w:t>
+      </w:r>
+      <w:r>
+        <w:br/>
+      </w:r>
+      <w:r>
         <w:t xml:space="preserve">    if result is None:</w:t>
       </w:r>
       <w:r>
         <w:br/>
       </w:r>
       <w:r>
-        <w:t xml:space="preserve">        flash(</w:t>
+        <w:t xml:space="preserve">        # The server may be stateless across instances, so the copy of the</w:t>
       </w:r>
       <w:r>
         <w:br/>
       </w:r>
       <w:r>
-        <w:t xml:space="preserve">            "That analysis is no longer available. Please upload your resume again.",</w:t>
+        <w:t xml:space="preserve">        # analysis the browser kept is the canonical record here. Offer it</w:t>
       </w:r>
       <w:r>
         <w:br/>
       </w:r>
       <w:r>
-        <w:t xml:space="preserve">            "warn",</w:t>
+        <w:t xml:space="preserve">        # a chance to restore before asking the user to start over.</w:t>
       </w:r>
       <w:r>
         <w:br/>
       </w:r>
       <w:r>
-        <w:t xml:space="preserve">        )</w:t>
+        <w:t xml:space="preserve">        return render_template(</w:t>
       </w:r>
       <w:r>
         <w:br/>
       </w:r>
       <w:r>
-        <w:t xml:space="preserve">        return redirect(url_for("analyze"))</w:t>
+        <w:t xml:space="preserve">            "report_expired.html", report_id=safe_id, unreadable=False,</w:t>
       </w:r>
       <w:r>
         <w:br/>
       </w:r>
+      <w:r>
+        <w:t xml:space="preserve">        ), 200</w:t>
+      </w:r>
+      <w:r>
+        <w:br/>
+      </w:r>
       <w:r/>
       <w:r>
         <w:br/>
@@ -14632,7 +14644,7 @@
         <w:br/>
       </w:r>
       <w:r>
-        <w:t xml:space="preserve">    return _render_results(result, safe_id, elapsed)</w:t>
+        <w:t xml:space="preserve">    return _render_results(result, safe_id, elapsed, text=text)</w:t>
       </w:r>
     </w:p>
     <w:p>
@@ -15097,7 +15109,7 @@
         <w:jc w:val="both"/>
       </w:pPr>
       <w:r>
-        <w:t>The suite contains 151 tests in 22 groups. The HTTP layer accounts for the largest group, because every route has both a success path and a failure path that must be verified.</w:t>
+        <w:t>The suite contains 152 tests in 22 groups. The HTTP layer accounts for the largest group, because every route has both a success path and a failure path that must be verified.</w:t>
       </w:r>
     </w:p>
     <w:p>
@@ -15426,7 +15438,7 @@
               <w:rPr>
                 <w:sz w:val="17"/>
               </w:rPr>
-              <w:t>30</w:t>
+              <w:t>31</w:t>
             </w:r>
           </w:p>
         </w:tc>
@@ -16215,7 +16227,7 @@
         <w:br/>
       </w:r>
       <w:r>
-        <w:t xml:space="preserve">  ALL TESTS PASSED - 151 test(s) ran successfully.</w:t>
+        <w:t xml:space="preserve">  ALL TESTS PASSED - 152 test(s) ran successfully.</w:t>
       </w:r>
       <w:r>
         <w:br/>
@@ -16227,19 +16239,19 @@
         <w:br/>
       </w:r>
       <w:r>
-        <w:t>.............[2026-10-05 15:06:00,901] WARNING in app: Could not read stored report 20261005_150600_c2025c: Expecting ',' delimiter: line 501 column 26 (char 11290)</w:t>
+        <w:t>.............[2026-10-05 15:27:09,297] WARNING in app: Could not read stored report 20261005_152709_3721de: Expecting ',' delimiter: line 501 column 26 (char 11290)</w:t>
       </w:r>
       <w:r>
         <w:br/>
       </w:r>
       <w:r>
-        <w:t>......................................[2026-10-05 15:06:09,837] WARNING in app: Could not build text report truncated_probe</w:t>
+        <w:t>.......................................[2026-10-05 15:27:19,534] WARNING in app: Could not build text report truncated_probe</w:t>
       </w:r>
       <w:r>
         <w:br/>
       </w:r>
       <w:r>
-        <w:t>[2026-10-05 15:06:09,838] WARNING in app: Could not read stored report truncated_probe: Expecting value: line 1 column 24 (char 23)</w:t>
+        <w:t>[2026-10-05 15:27:19,534] WARNING in app: Could not read stored report truncated_probe: Expecting value: line 1 column 24 (char 23)</w:t>
       </w:r>
       <w:r>
         <w:br/>
@@ -16257,7 +16269,7 @@
         <w:br/>
       </w:r>
       <w:r>
-        <w:t>Ran 151 tests in 13.523s</w:t>
+        <w:t>Ran 152 tests in 15.437s</w:t>
       </w:r>
       <w:r>
         <w:br/>
@@ -16275,7 +16287,7 @@
         <w:jc w:val="both"/>
       </w:pPr>
       <w:r>
-        <w:t>All 151 tests pass. The suite executes in roughly 14 seconds, which includes generating a PDF fixture and rendering charts on every pipeline test.</w:t>
+        <w:t>All 152 tests pass. The suite executes in roughly 15 seconds, which includes generating a PDF fixture and rendering charts on every pipeline test.</w:t>
       </w:r>
     </w:p>
     <w:p>
@@ -23299,7 +23311,7 @@
         <w:jc w:val="both"/>
       </w:pPr>
       <w:r>
-        <w:t>The implementation comprises approximately 5,093 lines of application logic in nine modules with no database and no JavaScript framework, and is verified by 151 automated tests. Its analytical core uses established techniques: boundary-aware regular expressions for skills, TF-IDF with cosine similarity for vocabulary overlap, and a four-component weighted rubric whose every rule is published in the application itself.</w:t>
+        <w:t>The implementation comprises approximately 5,149 lines of application logic in nine modules with no database and no JavaScript framework, and is verified by 152 automated tests. Its analytical core uses established techniques: boundary-aware regular expressions for skills, TF-IDF with cosine similarity for vocabulary overlap, and a four-component weighted rubric whose every rule is published in the application itself.</w:t>
       </w:r>
     </w:p>
     <w:p>
@@ -24945,7 +24957,7 @@
         <w:br/>
       </w:r>
       <w:r>
-        <w:t>Analysed on     : 05 Oct 2026, 03:06 PM</w:t>
+        <w:t>Analysed on     : 05 Oct 2026, 03:27 PM</w:t>
       </w:r>
       <w:r>
         <w:br/>
@@ -26249,7 +26261,7 @@
         <w:br/>
       </w:r>
       <w:r>
-        <w:t xml:space="preserve">  ALL TESTS PASSED - 151 test(s) ran successfully.</w:t>
+        <w:t xml:space="preserve">  ALL TESTS PASSED - 152 test(s) ran successfully.</w:t>
       </w:r>
       <w:r>
         <w:br/>
@@ -26261,19 +26273,19 @@
         <w:br/>
       </w:r>
       <w:r>
-        <w:t>.............[2026-10-05 15:06:00,901] WARNING in app: Could not read stored report 20261005_150600_c2025c: Expecting ',' delimiter: line 501 column 26 (char 11290)</w:t>
+        <w:t>.............[2026-10-05 15:27:09,297] WARNING in app: Could not read stored report 20261005_152709_3721de: Expecting ',' delimiter: line 501 column 26 (char 11290)</w:t>
       </w:r>
       <w:r>
         <w:br/>
       </w:r>
       <w:r>
-        <w:t>......................................[2026-10-05 15:06:09,837] WARNING in app: Could not build text report truncated_probe</w:t>
+        <w:t>.......................................[2026-10-05 15:27:19,534] WARNING in app: Could not build text report truncated_probe</w:t>
       </w:r>
       <w:r>
         <w:br/>
       </w:r>
       <w:r>
-        <w:t>[2026-10-05 15:06:09,838] WARNING in app: Could not read stored report truncated_probe: Expecting value: line 1 column 24 (char 23)</w:t>
+        <w:t>[2026-10-05 15:27:19,534] WARNING in app: Could not read stored report truncated_probe: Expecting value: line 1 column 24 (char 23)</w:t>
       </w:r>
       <w:r>
         <w:br/>
@@ -26291,7 +26303,7 @@
         <w:br/>
       </w:r>
       <w:r>
-        <w:t>Ran 151 tests in 13.523s</w:t>
+        <w:t>Ran 152 tests in 15.437s</w:t>
       </w:r>
       <w:r>
         <w:br/>
